--- a/profiles/documentation/tsw-class-313-dtg-thejag.docx
+++ b/profiles/documentation/tsw-class-313-dtg-thejag.docx
@@ -386,9 +386,9 @@
                 <w:noProof/>
               </w:rPr>
               <w:drawing>
-                <wp:inline distT="0" distB="0" distL="0" distR="0" wp14:anchorId="1F2521B0" wp14:editId="64F4390D">
-                  <wp:extent cx="2207895" cy="186690"/>
-                  <wp:effectExtent l="0" t="0" r="1905" b="3810"/>
+                <wp:inline distT="0" distB="0" distL="0" distR="0" wp14:anchorId="1F2521B0" wp14:editId="5B3A89AA">
+                  <wp:extent cx="3831796" cy="324000"/>
+                  <wp:effectExtent l="0" t="0" r="0" b="0"/>
                   <wp:docPr id="1954380508" name="Picture 1"/>
                   <wp:cNvGraphicFramePr>
                     <a:graphicFrameLocks xmlns:a="http://schemas.openxmlformats.org/drawingml/2006/main" noChangeAspect="1"/>
@@ -418,65 +418,7 @@
                         <pic:spPr bwMode="auto">
                           <a:xfrm>
                             <a:off x="0" y="0"/>
-                            <a:ext cx="2213927" cy="187200"/>
-                          </a:xfrm>
-                          <a:prstGeom prst="rect">
-                            <a:avLst/>
-                          </a:prstGeom>
-                          <a:noFill/>
-                          <a:ln>
-                            <a:noFill/>
-                          </a:ln>
-                          <a:extLst>
-                            <a:ext uri="{53640926-AAD7-44D8-BBD7-CCE9431645EC}">
-                              <a14:shadowObscured xmlns:a14="http://schemas.microsoft.com/office/drawing/2010/main"/>
-                            </a:ext>
-                          </a:extLst>
-                        </pic:spPr>
-                      </pic:pic>
-                    </a:graphicData>
-                  </a:graphic>
-                </wp:inline>
-              </w:drawing>
-            </w:r>
-            <w:r>
-              <w:rPr>
-                <w:noProof/>
-              </w:rPr>
-              <w:drawing>
-                <wp:inline distT="0" distB="0" distL="0" distR="0" wp14:anchorId="7551F6D5" wp14:editId="1A6FA2E3">
-                  <wp:extent cx="2221710" cy="186690"/>
-                  <wp:effectExtent l="0" t="0" r="7620" b="3810"/>
-                  <wp:docPr id="755099311" name="Picture 1"/>
-                  <wp:cNvGraphicFramePr>
-                    <a:graphicFrameLocks xmlns:a="http://schemas.openxmlformats.org/drawingml/2006/main" noChangeAspect="1"/>
-                  </wp:cNvGraphicFramePr>
-                  <a:graphic xmlns:a="http://schemas.openxmlformats.org/drawingml/2006/main">
-                    <a:graphicData uri="http://schemas.openxmlformats.org/drawingml/2006/picture">
-                      <pic:pic xmlns:pic="http://schemas.openxmlformats.org/drawingml/2006/picture">
-                        <pic:nvPicPr>
-                          <pic:cNvPr id="0" name="Picture 1"/>
-                          <pic:cNvPicPr>
-                            <a:picLocks noChangeAspect="1" noChangeArrowheads="1"/>
-                          </pic:cNvPicPr>
-                        </pic:nvPicPr>
-                        <pic:blipFill rotWithShape="1">
-                          <a:blip r:embed="rId10" cstate="print">
-                            <a:extLst>
-                              <a:ext uri="{28A0092B-C50C-407E-A947-70E740481C1C}">
-                                <a14:useLocalDpi xmlns:a14="http://schemas.microsoft.com/office/drawing/2010/main" val="0"/>
-                              </a:ext>
-                            </a:extLst>
-                          </a:blip>
-                          <a:srcRect l="2099"/>
-                          <a:stretch>
-                            <a:fillRect/>
-                          </a:stretch>
-                        </pic:blipFill>
-                        <pic:spPr bwMode="auto">
-                          <a:xfrm>
-                            <a:off x="0" y="0"/>
-                            <a:ext cx="2227779" cy="187200"/>
+                            <a:ext cx="3831796" cy="324000"/>
                           </a:xfrm>
                           <a:prstGeom prst="rect">
                             <a:avLst/>
